--- a/pr-preview/pr-211/chapters/slides-posters-figures-tracked-changes.docx
+++ b/pr-preview/pr-211/chapters/slides-posters-figures-tracked-changes.docx
@@ -16,7 +16,7 @@
       </w:pPr>
       <w:del w:id="1" w:author="PR Preview" w:date="2026-01-01T00:00:00Z">
         <w:r>
-          <w:delText xml:space="preserve">Last modified: 2026-10-15 18:53:39 (PDT)</w:delText>
+          <w:delText xml:space="preserve">Last modified: 2026-10-15 22:06:09 (PDT)</w:delText>
         </w:r>
       </w:del>
     </w:p>
@@ -26,7 +26,7 @@
       </w:pPr>
       <w:ins w:id="2" w:author="PR Preview" w:date="2026-01-01T00:00:00Z">
         <w:r>
-          <w:t xml:space="preserve">Last modified: 2026-10-15 19:42:37 (PDT)</w:t>
+          <w:t xml:space="preserve">Last modified: 2026-10-15 22:06:06 (PDT)</w:t>
         </w:r>
       </w:ins>
     </w:p>
@@ -268,6 +268,92 @@
           <w:numId w:val="1001"/>
         </w:numPr>
       </w:pPr>
+      <w:del w:id="3" w:author="PR Preview" w:date="2026-01-01T00:00:00Z">
+        <w:r>
+          <w:rPr>
+            <w:b/>
+            <w:bCs/>
+          </w:rPr>
+          <w:delText xml:space="preserve">Direct attention</w:delText>
+        </w:r>
+      </w:del>
+      <w:del w:id="4" w:author="PR Preview" w:date="2026-01-01T00:00:00Z">
+        <w:r>
+          <w:delText xml:space="preserve">:</w:delText>
+        </w:r>
+      </w:del>
+      <w:del w:id="5" w:author="PR Preview" w:date="2026-01-01T00:00:00Z">
+        <w:r>
+          <w:delText xml:space="preserve"> </w:delText>
+        </w:r>
+      </w:del>
+      <w:del w:id="6" w:author="PR Preview" w:date="2026-01-01T00:00:00Z">
+        <w:r>
+          <w:delText xml:space="preserve">Use callouts, annotations, or a sequential reveal</w:delText>
+        </w:r>
+      </w:del>
+      <w:del w:id="7" w:author="PR Preview" w:date="2026-01-01T00:00:00Z">
+        <w:r>
+          <w:delText xml:space="preserve"> </w:delText>
+        </w:r>
+      </w:del>
+      <w:del w:id="8" w:author="PR Preview" w:date="2026-01-01T00:00:00Z">
+        <w:r>
+          <w:delText xml:space="preserve">so the audience looks at the part of the figure you are discussing.</w:delText>
+        </w:r>
+      </w:del>
+    </w:p>
+    <w:p>
+      <w:pPr>
+        <w:pStyle w:val="Compact"/>
+        <w:numPr>
+          <w:ilvl w:val="0"/>
+          <w:numId w:val="1001"/>
+        </w:numPr>
+      </w:pPr>
+      <w:del w:id="9" w:author="PR Preview" w:date="2026-01-01T00:00:00Z">
+        <w:r>
+          <w:rPr>
+            <w:b/>
+            <w:bCs/>
+          </w:rPr>
+          <w:delText xml:space="preserve">Show software working</w:delText>
+        </w:r>
+      </w:del>
+      <w:del w:id="10" w:author="PR Preview" w:date="2026-01-01T00:00:00Z">
+        <w:r>
+          <w:delText xml:space="preserve">:</w:delText>
+        </w:r>
+      </w:del>
+      <w:del w:id="11" w:author="PR Preview" w:date="2026-01-01T00:00:00Z">
+        <w:r>
+          <w:delText xml:space="preserve"> </w:delText>
+        </w:r>
+      </w:del>
+      <w:del w:id="12" w:author="PR Preview" w:date="2026-01-01T00:00:00Z">
+        <w:r>
+          <w:delText xml:space="preserve">When you present a package or a pipeline, show live output, reproducible code, or a screenshot</w:delText>
+        </w:r>
+      </w:del>
+      <w:del w:id="13" w:author="PR Preview" w:date="2026-01-01T00:00:00Z">
+        <w:r>
+          <w:delText xml:space="preserve"> </w:delText>
+        </w:r>
+      </w:del>
+      <w:del w:id="14" w:author="PR Preview" w:date="2026-01-01T00:00:00Z">
+        <w:r>
+          <w:delText xml:space="preserve">instead of only listing its features.</w:delText>
+        </w:r>
+      </w:del>
+    </w:p>
+    <w:p>
+      <w:pPr>
+        <w:pStyle w:val="Compact"/>
+        <w:numPr>
+          <w:ilvl w:val="0"/>
+          <w:numId w:val="1001"/>
+        </w:numPr>
+      </w:pPr>
       <w:r>
         <w:rPr>
           <w:b/>
@@ -495,6 +581,76 @@
       <w:r>
         <w:t xml:space="preserve">Give every figure alt text, a numbered caption, and a code chunk that comments what the code does and why.</w:t>
       </w:r>
+    </w:p>
+    <w:p>
+      <w:pPr>
+        <w:pStyle w:val="BodyText"/>
+      </w:pPr>
+      <w:del w:id="15" w:author="PR Preview" w:date="2026-01-01T00:00:00Z">
+        <w:r>
+          <w:delText xml:space="preserve">Lead with a well-labeled figure or table</w:delText>
+        </w:r>
+      </w:del>
+      <w:del w:id="16" w:author="PR Preview" w:date="2026-01-01T00:00:00Z">
+        <w:r>
+          <w:delText xml:space="preserve"> </w:delText>
+        </w:r>
+      </w:del>
+      <w:del w:id="17" w:author="PR Preview" w:date="2026-01-01T00:00:00Z">
+        <w:r>
+          <w:delText xml:space="preserve">instead of a long paragraph that describes a pipeline or compares groups.</w:delText>
+        </w:r>
+      </w:del>
+      <w:del w:id="18" w:author="PR Preview" w:date="2026-01-01T00:00:00Z">
+        <w:r>
+          <w:delText xml:space="preserve"> </w:delText>
+        </w:r>
+      </w:del>
+      <w:del w:id="19" w:author="PR Preview" w:date="2026-01-01T00:00:00Z">
+        <w:r>
+          <w:delText xml:space="preserve">Use a diagram for a conceptual model, such as a directed acyclic graph (DAG),</w:delText>
+        </w:r>
+      </w:del>
+      <w:del w:id="20" w:author="PR Preview" w:date="2026-01-01T00:00:00Z">
+        <w:r>
+          <w:delText xml:space="preserve"> </w:delText>
+        </w:r>
+      </w:del>
+      <w:del w:id="21" w:author="PR Preview" w:date="2026-01-01T00:00:00Z">
+        <w:r>
+          <w:delText xml:space="preserve">and for a process, such as a participant flow (CONSORT) diagram or a workflow schematic.</w:delText>
+        </w:r>
+      </w:del>
+      <w:del w:id="22" w:author="PR Preview" w:date="2026-01-01T00:00:00Z">
+        <w:r>
+          <w:delText xml:space="preserve"> </w:delText>
+        </w:r>
+      </w:del>
+      <w:del w:id="23" w:author="PR Preview" w:date="2026-01-01T00:00:00Z">
+        <w:r>
+          <w:delText xml:space="preserve">Let the text interpret what the figure shows</w:delText>
+        </w:r>
+      </w:del>
+      <w:del w:id="24" w:author="PR Preview" w:date="2026-01-01T00:00:00Z">
+        <w:r>
+          <w:delText xml:space="preserve"> </w:delText>
+        </w:r>
+      </w:del>
+      <w:del w:id="25" w:author="PR Preview" w:date="2026-01-01T00:00:00Z">
+        <w:r>
+          <w:delText xml:space="preserve">instead of listing every number the reader can already see in it.</w:delText>
+        </w:r>
+      </w:del>
+      <w:del w:id="26" w:author="PR Preview" w:date="2026-01-01T00:00:00Z">
+        <w:r>
+          <w:delText xml:space="preserve"> </w:delText>
+        </w:r>
+      </w:del>
+      <w:del w:id="27" w:author="PR Preview" w:date="2026-01-01T00:00:00Z">
+        <w:r>
+          <w:delText xml:space="preserve">Give the key estimates in the text and point to the figure for the rest.</w:delText>
+        </w:r>
+      </w:del>
     </w:p>
     <w:p>
       <w:pPr>

--- a/pr-preview/pr-211/chapters/slides-posters-figures-tracked-changes.docx
+++ b/pr-preview/pr-211/chapters/slides-posters-figures-tracked-changes.docx
@@ -16,7 +16,7 @@
       </w:pPr>
       <w:del w:id="1" w:author="PR Preview" w:date="2026-01-01T00:00:00Z">
         <w:r>
-          <w:delText xml:space="preserve">Last modified: 2026-10-15 22:06:09 (PDT)</w:delText>
+          <w:delText xml:space="preserve">Last modified: 2026-10-15 22:11:04 (PDT)</w:delText>
         </w:r>
       </w:del>
     </w:p>
@@ -26,7 +26,7 @@
       </w:pPr>
       <w:ins w:id="2" w:author="PR Preview" w:date="2026-01-01T00:00:00Z">
         <w:r>
-          <w:t xml:space="preserve">Last modified: 2026-10-15 22:06:06 (PDT)</w:t>
+          <w:t xml:space="preserve">Last modified: 2026-10-15 23:19:03 (PDT)</w:t>
         </w:r>
       </w:ins>
     </w:p>
@@ -268,40 +268,28 @@
           <w:numId w:val="1001"/>
         </w:numPr>
       </w:pPr>
-      <w:del w:id="3" w:author="PR Preview" w:date="2026-01-01T00:00:00Z">
-        <w:r>
-          <w:rPr>
-            <w:b/>
-            <w:bCs/>
-          </w:rPr>
-          <w:delText xml:space="preserve">Direct attention</w:delText>
-        </w:r>
-      </w:del>
-      <w:del w:id="4" w:author="PR Preview" w:date="2026-01-01T00:00:00Z">
-        <w:r>
-          <w:delText xml:space="preserve">:</w:delText>
-        </w:r>
-      </w:del>
-      <w:del w:id="5" w:author="PR Preview" w:date="2026-01-01T00:00:00Z">
-        <w:r>
-          <w:delText xml:space="preserve"> </w:delText>
-        </w:r>
-      </w:del>
-      <w:del w:id="6" w:author="PR Preview" w:date="2026-01-01T00:00:00Z">
-        <w:r>
-          <w:delText xml:space="preserve">Use callouts, annotations, or a sequential reveal</w:delText>
-        </w:r>
-      </w:del>
-      <w:del w:id="7" w:author="PR Preview" w:date="2026-01-01T00:00:00Z">
-        <w:r>
-          <w:delText xml:space="preserve"> </w:delText>
-        </w:r>
-      </w:del>
-      <w:del w:id="8" w:author="PR Preview" w:date="2026-01-01T00:00:00Z">
-        <w:r>
-          <w:delText xml:space="preserve">so the audience looks at the part of the figure you are discussing.</w:delText>
-        </w:r>
-      </w:del>
+      <w:r>
+        <w:rPr>
+          <w:b/>
+          <w:bCs/>
+        </w:rPr>
+        <w:t xml:space="preserve">Direct attention</w:t>
+      </w:r>
+      <w:r>
+        <w:t xml:space="preserve">:</w:t>
+      </w:r>
+      <w:r>
+        <w:t xml:space="preserve"> </w:t>
+      </w:r>
+      <w:r>
+        <w:t xml:space="preserve">Use callouts, annotations, or a sequential reveal</w:t>
+      </w:r>
+      <w:r>
+        <w:t xml:space="preserve"> </w:t>
+      </w:r>
+      <w:r>
+        <w:t xml:space="preserve">so the audience looks at the part of the figure you are discussing.</w:t>
+      </w:r>
     </w:p>
     <w:p>
       <w:pPr>
@@ -311,40 +299,28 @@
           <w:numId w:val="1001"/>
         </w:numPr>
       </w:pPr>
-      <w:del w:id="9" w:author="PR Preview" w:date="2026-01-01T00:00:00Z">
-        <w:r>
-          <w:rPr>
-            <w:b/>
-            <w:bCs/>
-          </w:rPr>
-          <w:delText xml:space="preserve">Show software working</w:delText>
-        </w:r>
-      </w:del>
-      <w:del w:id="10" w:author="PR Preview" w:date="2026-01-01T00:00:00Z">
-        <w:r>
-          <w:delText xml:space="preserve">:</w:delText>
-        </w:r>
-      </w:del>
-      <w:del w:id="11" w:author="PR Preview" w:date="2026-01-01T00:00:00Z">
-        <w:r>
-          <w:delText xml:space="preserve"> </w:delText>
-        </w:r>
-      </w:del>
-      <w:del w:id="12" w:author="PR Preview" w:date="2026-01-01T00:00:00Z">
-        <w:r>
-          <w:delText xml:space="preserve">When you present a package or a pipeline, show live output, reproducible code, or a screenshot</w:delText>
-        </w:r>
-      </w:del>
-      <w:del w:id="13" w:author="PR Preview" w:date="2026-01-01T00:00:00Z">
-        <w:r>
-          <w:delText xml:space="preserve"> </w:delText>
-        </w:r>
-      </w:del>
-      <w:del w:id="14" w:author="PR Preview" w:date="2026-01-01T00:00:00Z">
-        <w:r>
-          <w:delText xml:space="preserve">instead of only listing its features.</w:delText>
-        </w:r>
-      </w:del>
+      <w:r>
+        <w:rPr>
+          <w:b/>
+          <w:bCs/>
+        </w:rPr>
+        <w:t xml:space="preserve">Show software working</w:t>
+      </w:r>
+      <w:r>
+        <w:t xml:space="preserve">:</w:t>
+      </w:r>
+      <w:r>
+        <w:t xml:space="preserve"> </w:t>
+      </w:r>
+      <w:r>
+        <w:t xml:space="preserve">When you present a package or a pipeline, show live output, reproducible code, or a screenshot</w:t>
+      </w:r>
+      <w:r>
+        <w:t xml:space="preserve"> </w:t>
+      </w:r>
+      <w:r>
+        <w:t xml:space="preserve">instead of only listing its features.</w:t>
+      </w:r>
     </w:p>
     <w:p>
       <w:pPr>
@@ -586,71 +562,45 @@
       <w:pPr>
         <w:pStyle w:val="BodyText"/>
       </w:pPr>
-      <w:del w:id="15" w:author="PR Preview" w:date="2026-01-01T00:00:00Z">
-        <w:r>
-          <w:delText xml:space="preserve">Lead with a well-labeled figure or table</w:delText>
-        </w:r>
-      </w:del>
-      <w:del w:id="16" w:author="PR Preview" w:date="2026-01-01T00:00:00Z">
-        <w:r>
-          <w:delText xml:space="preserve"> </w:delText>
-        </w:r>
-      </w:del>
-      <w:del w:id="17" w:author="PR Preview" w:date="2026-01-01T00:00:00Z">
-        <w:r>
-          <w:delText xml:space="preserve">instead of a long paragraph that describes a pipeline or compares groups.</w:delText>
-        </w:r>
-      </w:del>
-      <w:del w:id="18" w:author="PR Preview" w:date="2026-01-01T00:00:00Z">
-        <w:r>
-          <w:delText xml:space="preserve"> </w:delText>
-        </w:r>
-      </w:del>
-      <w:del w:id="19" w:author="PR Preview" w:date="2026-01-01T00:00:00Z">
-        <w:r>
-          <w:delText xml:space="preserve">Use a diagram for a conceptual model, such as a directed acyclic graph (DAG),</w:delText>
-        </w:r>
-      </w:del>
-      <w:del w:id="20" w:author="PR Preview" w:date="2026-01-01T00:00:00Z">
-        <w:r>
-          <w:delText xml:space="preserve"> </w:delText>
-        </w:r>
-      </w:del>
-      <w:del w:id="21" w:author="PR Preview" w:date="2026-01-01T00:00:00Z">
-        <w:r>
-          <w:delText xml:space="preserve">and for a process, such as a participant flow (CONSORT) diagram or a workflow schematic.</w:delText>
-        </w:r>
-      </w:del>
-      <w:del w:id="22" w:author="PR Preview" w:date="2026-01-01T00:00:00Z">
-        <w:r>
-          <w:delText xml:space="preserve"> </w:delText>
-        </w:r>
-      </w:del>
-      <w:del w:id="23" w:author="PR Preview" w:date="2026-01-01T00:00:00Z">
-        <w:r>
-          <w:delText xml:space="preserve">Let the text interpret what the figure shows</w:delText>
-        </w:r>
-      </w:del>
-      <w:del w:id="24" w:author="PR Preview" w:date="2026-01-01T00:00:00Z">
-        <w:r>
-          <w:delText xml:space="preserve"> </w:delText>
-        </w:r>
-      </w:del>
-      <w:del w:id="25" w:author="PR Preview" w:date="2026-01-01T00:00:00Z">
-        <w:r>
-          <w:delText xml:space="preserve">instead of listing every number the reader can already see in it.</w:delText>
-        </w:r>
-      </w:del>
-      <w:del w:id="26" w:author="PR Preview" w:date="2026-01-01T00:00:00Z">
-        <w:r>
-          <w:delText xml:space="preserve"> </w:delText>
-        </w:r>
-      </w:del>
-      <w:del w:id="27" w:author="PR Preview" w:date="2026-01-01T00:00:00Z">
-        <w:r>
-          <w:delText xml:space="preserve">Give the key estimates in the text and point to the figure for the rest.</w:delText>
-        </w:r>
-      </w:del>
+      <w:r>
+        <w:t xml:space="preserve">Lead with a well-labeled figure or table</w:t>
+      </w:r>
+      <w:r>
+        <w:t xml:space="preserve"> </w:t>
+      </w:r>
+      <w:r>
+        <w:t xml:space="preserve">instead of a long paragraph that describes a pipeline or compares groups.</w:t>
+      </w:r>
+      <w:r>
+        <w:t xml:space="preserve"> </w:t>
+      </w:r>
+      <w:r>
+        <w:t xml:space="preserve">Use a diagram for a conceptual model, such as a directed acyclic graph (DAG),</w:t>
+      </w:r>
+      <w:r>
+        <w:t xml:space="preserve"> </w:t>
+      </w:r>
+      <w:r>
+        <w:t xml:space="preserve">and for a process, such as a participant flow (CONSORT) diagram or a workflow schematic.</w:t>
+      </w:r>
+      <w:r>
+        <w:t xml:space="preserve"> </w:t>
+      </w:r>
+      <w:r>
+        <w:t xml:space="preserve">Let the text interpret what the figure shows</w:t>
+      </w:r>
+      <w:r>
+        <w:t xml:space="preserve"> </w:t>
+      </w:r>
+      <w:r>
+        <w:t xml:space="preserve">instead of listing every number the reader can already see in it.</w:t>
+      </w:r>
+      <w:r>
+        <w:t xml:space="preserve"> </w:t>
+      </w:r>
+      <w:r>
+        <w:t xml:space="preserve">Give the key estimates in the text and point to the figure for the rest.</w:t>
+      </w:r>
     </w:p>
     <w:p>
       <w:pPr>
@@ -954,7 +904,7 @@
       </w:r>
     </w:p>
     <w:bookmarkEnd w:id="17"/>
-    <w:bookmarkStart w:id="33" w:name="sec-3d-graphs"/>
+    <w:bookmarkStart w:id="34" w:name="sec-3d-graphs"/>
     <w:p>
       <w:pPr>
         <w:pStyle w:val="Heading2"/>
@@ -1324,6 +1274,35 @@
               <w:t xml:space="preserve"> </w:t>
             </w:r>
             <w:r>
+              <w:t xml:space="preserve">The guidance on leading with figures, drawing diagrams, directing attention, and showing software</w:t>
+            </w:r>
+            <w:r>
+              <w:t xml:space="preserve"> </w:t>
+            </w:r>
+            <w:r>
+              <w:t xml:space="preserve">is adapted from the</w:t>
+            </w:r>
+            <w:r>
+              <w:t xml:space="preserve"> </w:t>
+            </w:r>
+            <w:hyperlink r:id="rId26">
+              <w:r>
+                <w:rPr>
+                  <w:rStyle w:val="Hyperlink"/>
+                </w:rPr>
+                <w:t xml:space="preserve">Writing</w:t>
+              </w:r>
+            </w:hyperlink>
+            <w:r>
+              <w:t xml:space="preserve"> </w:t>
+            </w:r>
+            <w:r>
+              <w:t xml:space="preserve">chapter of the UCD-SERG lab manual.</w:t>
+            </w:r>
+            <w:r>
+              <w:t xml:space="preserve"> </w:t>
+            </w:r>
+            <w:r>
               <w:t xml:space="preserve">The section on three-dimensional graphs is original to this guide.</w:t>
             </w:r>
           </w:p>
@@ -1331,8 +1310,8 @@
         </w:tc>
       </w:tr>
     </w:tbl>
-    <w:bookmarkStart w:id="32" w:name="refs"/>
-    <w:bookmarkStart w:id="27" w:name="ref-kirchoff2021"/>
+    <w:bookmarkStart w:id="33" w:name="refs"/>
+    <w:bookmarkStart w:id="28" w:name="ref-kirchoff2021"/>
     <w:p>
       <w:pPr>
         <w:pStyle w:val="Bibliography"/>
@@ -1365,7 +1344,7 @@
       <w:r>
         <w:t xml:space="preserve"> </w:t>
       </w:r>
-      <w:hyperlink r:id="rId26">
+      <w:hyperlink r:id="rId27">
         <w:r>
           <w:rPr>
             <w:rStyle w:val="Hyperlink"/>
@@ -1377,8 +1356,8 @@
         <w:t xml:space="preserve">.</w:t>
       </w:r>
     </w:p>
-    <w:bookmarkEnd w:id="27"/>
-    <w:bookmarkStart w:id="29" w:name="ref-ratcliff2023"/>
+    <w:bookmarkEnd w:id="28"/>
+    <w:bookmarkStart w:id="30" w:name="ref-ratcliff2023"/>
     <w:p>
       <w:pPr>
         <w:pStyle w:val="Bibliography"/>
@@ -1423,7 +1402,7 @@
       <w:r>
         <w:t xml:space="preserve"> </w:t>
       </w:r>
-      <w:hyperlink r:id="rId28">
+      <w:hyperlink r:id="rId29">
         <w:r>
           <w:rPr>
             <w:rStyle w:val="Hyperlink"/>
@@ -1435,8 +1414,8 @@
         <w:t xml:space="preserve">.</w:t>
       </w:r>
     </w:p>
-    <w:bookmarkEnd w:id="29"/>
-    <w:bookmarkStart w:id="31" w:name="ref-rougier2014"/>
+    <w:bookmarkEnd w:id="30"/>
+    <w:bookmarkStart w:id="32" w:name="ref-rougier2014"/>
     <w:p>
       <w:pPr>
         <w:pStyle w:val="Bibliography"/>
@@ -1469,7 +1448,7 @@
       <w:r>
         <w:t xml:space="preserve"> </w:t>
       </w:r>
-      <w:hyperlink r:id="rId30">
+      <w:hyperlink r:id="rId31">
         <w:r>
           <w:rPr>
             <w:rStyle w:val="Hyperlink"/>
@@ -1481,9 +1460,9 @@
         <w:t xml:space="preserve">.</w:t>
       </w:r>
     </w:p>
-    <w:bookmarkEnd w:id="31"/>
     <w:bookmarkEnd w:id="32"/>
     <w:bookmarkEnd w:id="33"/>
+    <w:bookmarkEnd w:id="34"/>
     <w:sectPr>
       <w:footnotePr>
         <w:numRestart w:val="eachSect"/>
